--- a/Symphony/outputs/reports/Cases_Management_Report_Completed_tables_filled_final.docx
+++ b/Symphony/outputs/reports/Cases_Management_Report_Completed_tables_filled_final.docx
@@ -60,7 +60,7 @@
         </w:rPr>
       </w:r>
       <w:r>
-        <w:t>Source: Source files: Symphony_Casea_Last_12-Months.csv (case data) and Symphony_SLA_Last_12-Months.csv (SLA durations), merged on case number. Derived dataset: Merged_Cases_With_SLA_Formatted.csv. Report generated: 2026-07-29 22:37:34.</w:t>
+        <w:t>Source: Source files: Symphony_P4_Cases_20260102-20260803.csv, Symphony_P4_SLA_20260102-20260803.csv, merged on case number. Derived dataset: Merged_Cases_With_SLA_Formatted.csv. Report generated: 2026-08-03 13:02:14.</w:t>
       </w:r>
     </w:p>
     <w:tbl>
@@ -125,9 +125,8 @@
                 <w:szCs w:val="34"/>
               </w:rPr>
             </w:r>
-            <w:r/>
-            <w:r>
-              <w:t>958</w:t>
+            <w:r>
+              <w:t>257</w:t>
             </w:r>
           </w:p>
         </w:tc>
@@ -186,9 +185,8 @@
                 <w:szCs w:val="34"/>
               </w:rPr>
             </w:r>
-            <w:r/>
-            <w:r>
-              <w:t>Open: 58 / Resolved: 900</w:t>
+            <w:r>
+              <w:t>25</w:t>
             </w:r>
           </w:p>
         </w:tc>
@@ -228,9 +226,8 @@
                 <w:sz w:val="34"/>
               </w:rPr>
             </w:r>
-            <w:r/>
-            <w:r>
-              <w:t>Median: 2 days, 1 hrs, 10 mins; P90: 20 days, 16 hrs, 45 mins</w:t>
+            <w:r>
+              <w:t>3 days, 17 hrs, 44 mins</w:t>
             </w:r>
           </w:p>
         </w:tc>
@@ -256,9 +253,8 @@
                 <w:sz w:val="34"/>
               </w:rPr>
             </w:r>
-            <w:r/>
-            <w:r>
-              <w:t>Audit / IG / access investigation</w:t>
+            <w:r>
+              <w:t>Integration &amp; Interfaces / Third-Party Systems</w:t>
             </w:r>
           </w:p>
         </w:tc>
@@ -427,9 +423,8 @@
               </w:rPr>
             </w:r>
             <w:r/>
-            <w:r/>
-            <w:r>
-              <w:t>This report covers 958 Symphony cases. The data window is 03/07/2025 - 29/07/2026. Demand concentration: highest-volume theme is 'Other' (see Trend Distribution). Primary service metric: median time to resolution is 2 days, 1 hrs, 10 mins, with P90 of 20 days, 16 hrs, 45 mins. Current backlog: 30 unresolved cases; median open age 15 days, 7 hrs, 53 mins, P90 312 days, 2 hrs, 31 mins. Recommended priorities: (1) rapidly create KB articles and automation for high-volume, low-complexity issues; (2) strengthen triage to reduce P90 resolution; (3) remediate recurring environmental/import processes causing operational noise.</w:t>
+            <w:r>
+              <w:t>This report covers 257 Symphony cases. The data window is 02/01/2026 - 03/08/2026. Demand concentration: highest-volume theme is 'Other' (see Trend Distribution). Primary service metric: median time to resolution is 3 days, 17 hrs, 44 mins, with P90 of 19 days, 6 hrs, 49 mins. Current backlog: 10 unresolved cases; median open age 5 days, 1 hrs, 38 mins, P90 23 days, 14 hrs, 20 mins. Recommended priorities: (1) rapidly create KB articles and automation for high-volume, low-complexity issues; (2) strengthen triage to reduce P90 resolution; (3) remediate recurring environmental/import processes causing operational noise.</w:t>
             </w:r>
           </w:p>
           <w:p>
@@ -578,7 +573,7 @@
           </w:tcPr>
           <w:p>
             <w:r>
-              <w:t>958</w:t>
+              <w:t>257</w:t>
             </w:r>
           </w:p>
         </w:tc>
@@ -610,7 +605,7 @@
           </w:tcPr>
           <w:p>
             <w:r>
-              <w:t>03/07/2025 - 29/07/2026</w:t>
+              <w:t>02/01/2026 - 03/08/2026</w:t>
             </w:r>
           </w:p>
         </w:tc>
@@ -642,7 +637,7 @@
           </w:tcPr>
           <w:p>
             <w:r>
-              <w:t>30</w:t>
+              <w:t>10</w:t>
             </w:r>
           </w:p>
         </w:tc>
@@ -674,7 +669,7 @@
           </w:tcPr>
           <w:p>
             <w:r>
-              <w:t>15 days, 7 hrs, 53 mins</w:t>
+              <w:t>5 days, 1 hrs, 38 mins</w:t>
             </w:r>
           </w:p>
         </w:tc>
@@ -706,7 +701,7 @@
           </w:tcPr>
           <w:p>
             <w:r>
-              <w:t>312 days, 2 hrs, 31 mins</w:t>
+              <w:t>23 days, 14 hrs, 20 mins</w:t>
             </w:r>
           </w:p>
         </w:tc>
@@ -738,7 +733,7 @@
           </w:tcPr>
           <w:p>
             <w:r>
-              <w:t>928</w:t>
+              <w:t>247</w:t>
             </w:r>
           </w:p>
         </w:tc>
@@ -770,7 +765,7 @@
           </w:tcPr>
           <w:p>
             <w:r>
-              <w:t>2 days, 1 hrs, 10 mins</w:t>
+              <w:t>3 days, 17 hrs, 44 mins</w:t>
             </w:r>
           </w:p>
         </w:tc>
@@ -802,7 +797,7 @@
           </w:tcPr>
           <w:p>
             <w:r>
-              <w:t>20 days, 16 hrs, 45 mins</w:t>
+              <w:t>19 days, 6 hrs, 49 mins</w:t>
             </w:r>
           </w:p>
         </w:tc>
@@ -858,7 +853,7 @@
             <w:r>
               <w:drawing>
                 <wp:inline xmlns:a="http://schemas.openxmlformats.org/drawingml/2006/main" xmlns:pic="http://schemas.openxmlformats.org/drawingml/2006/picture">
-                  <wp:extent cx="2743200" cy="1097280"/>
+                  <wp:extent cx="5486400" cy="2194560"/>
                   <wp:docPr id="1" name="Picture 1"/>
                   <wp:cNvGraphicFramePr>
                     <a:graphicFrameLocks noChangeAspect="1"/>
@@ -879,7 +874,7 @@
                         <pic:spPr>
                           <a:xfrm>
                             <a:off x="0" y="0"/>
-                            <a:ext cx="2743200" cy="1097280"/>
+                            <a:ext cx="5486400" cy="2194560"/>
                           </a:xfrm>
                           <a:prstGeom prst="rect"/>
                         </pic:spPr>
@@ -904,7 +899,7 @@
             <w:r>
               <w:drawing>
                 <wp:inline xmlns:a="http://schemas.openxmlformats.org/drawingml/2006/main" xmlns:pic="http://schemas.openxmlformats.org/drawingml/2006/picture">
-                  <wp:extent cx="2743200" cy="1371600"/>
+                  <wp:extent cx="5486400" cy="2743200"/>
                   <wp:docPr id="2" name="Picture 2"/>
                   <wp:cNvGraphicFramePr>
                     <a:graphicFrameLocks noChangeAspect="1"/>
@@ -925,7 +920,7 @@
                         <pic:spPr>
                           <a:xfrm>
                             <a:off x="0" y="0"/>
-                            <a:ext cx="2743200" cy="1371600"/>
+                            <a:ext cx="5486400" cy="2743200"/>
                           </a:xfrm>
                           <a:prstGeom prst="rect"/>
                         </pic:spPr>
@@ -1083,7 +1078,7 @@
           </w:tcPr>
           <w:p>
             <w:r>
-              <w:t>899</w:t>
+              <w:t>236</w:t>
             </w:r>
           </w:p>
         </w:tc>
@@ -1115,7 +1110,7 @@
           </w:tcPr>
           <w:p>
             <w:r>
-              <w:t>21</w:t>
+              <w:t>7</w:t>
             </w:r>
           </w:p>
         </w:tc>
@@ -1137,7 +1132,7 @@
           </w:tcPr>
           <w:p>
             <w:r>
-              <w:t>Symphony - SCR &amp; PDS</w:t>
+              <w:t>Symphony - Manchester Triage v3</w:t>
             </w:r>
           </w:p>
         </w:tc>
@@ -1147,7 +1142,7 @@
           </w:tcPr>
           <w:p>
             <w:r>
-              <w:t>6</w:t>
+              <w:t>2</w:t>
             </w:r>
           </w:p>
         </w:tc>
@@ -1169,7 +1164,7 @@
           </w:tcPr>
           <w:p>
             <w:r>
-              <w:t>Symphony - ADT Interfacing</w:t>
+              <w:t>Symphony - Capscan Matchcode (GBG)</w:t>
             </w:r>
           </w:p>
         </w:tc>
@@ -1179,7 +1174,7 @@
           </w:tcPr>
           <w:p>
             <w:r>
-              <w:t>5</w:t>
+              <w:t>2</w:t>
             </w:r>
           </w:p>
         </w:tc>
@@ -1201,7 +1196,7 @@
           </w:tcPr>
           <w:p>
             <w:r>
-              <w:t>Optum Help Centre</w:t>
+              <w:t>Symphony - MIDAs</w:t>
             </w:r>
           </w:p>
         </w:tc>
@@ -1211,7 +1206,7 @@
           </w:tcPr>
           <w:p>
             <w:r>
-              <w:t>5</w:t>
+              <w:t>2</w:t>
             </w:r>
           </w:p>
         </w:tc>
@@ -1233,7 +1228,7 @@
           </w:tcPr>
           <w:p>
             <w:r>
-              <w:t>Symphony - Capscan Matchcode (GBG)</w:t>
+              <w:t>Symphony - Printed Output</w:t>
             </w:r>
           </w:p>
         </w:tc>
@@ -1243,7 +1238,7 @@
           </w:tcPr>
           <w:p>
             <w:r>
-              <w:t>3</w:t>
+              <w:t>2</w:t>
             </w:r>
           </w:p>
         </w:tc>
@@ -1265,7 +1260,7 @@
           </w:tcPr>
           <w:p>
             <w:r>
-              <w:t>Symphony - MIDAs</w:t>
+              <w:t>Symphony - PAS Interface Inbound</w:t>
             </w:r>
           </w:p>
         </w:tc>
@@ -1275,7 +1270,7 @@
           </w:tcPr>
           <w:p>
             <w:r>
-              <w:t>3</w:t>
+              <w:t>1</w:t>
             </w:r>
           </w:p>
         </w:tc>
@@ -1297,7 +1292,7 @@
           </w:tcPr>
           <w:p>
             <w:r>
-              <w:t>Symphony - Printed Output</w:t>
+              <w:t>Symphony - EIE</w:t>
             </w:r>
           </w:p>
         </w:tc>
@@ -1307,7 +1302,7 @@
           </w:tcPr>
           <w:p>
             <w:r>
-              <w:t>3</w:t>
+              <w:t>1</w:t>
             </w:r>
           </w:p>
         </w:tc>
@@ -1329,7 +1324,7 @@
           </w:tcPr>
           <w:p>
             <w:r>
-              <w:t>PAS interface</w:t>
+              <w:t>Symphony - 111 Module</w:t>
             </w:r>
           </w:p>
         </w:tc>
@@ -1339,7 +1334,7 @@
           </w:tcPr>
           <w:p>
             <w:r>
-              <w:t>2</w:t>
+              <w:t>1</w:t>
             </w:r>
           </w:p>
         </w:tc>
@@ -1361,7 +1356,7 @@
           </w:tcPr>
           <w:p>
             <w:r>
-              <w:t>Symphony - EIE</w:t>
+              <w:t>Symphony - CAMIS IAC Interfacing</w:t>
             </w:r>
           </w:p>
         </w:tc>
@@ -1371,7 +1366,7 @@
           </w:tcPr>
           <w:p>
             <w:r>
-              <w:t>2</w:t>
+              <w:t>1</w:t>
             </w:r>
           </w:p>
         </w:tc>
@@ -1858,7 +1853,7 @@
             <w:r>
               <w:drawing>
                 <wp:inline xmlns:a="http://schemas.openxmlformats.org/drawingml/2006/main" xmlns:pic="http://schemas.openxmlformats.org/drawingml/2006/picture">
-                  <wp:extent cx="2743200" cy="1828800"/>
+                  <wp:extent cx="5486400" cy="3657600"/>
                   <wp:docPr id="3" name="Picture 3"/>
                   <wp:cNvGraphicFramePr>
                     <a:graphicFrameLocks noChangeAspect="1"/>
@@ -1879,7 +1874,7 @@
                         <pic:spPr>
                           <a:xfrm>
                             <a:off x="0" y="0"/>
-                            <a:ext cx="2743200" cy="1828800"/>
+                            <a:ext cx="5486400" cy="3657600"/>
                           </a:xfrm>
                           <a:prstGeom prst="rect"/>
                         </pic:spPr>
@@ -1937,26 +1932,6 @@
             <w:r>
               <w:t>In Progress</w:t>
             </w:r>
-          </w:p>
-        </w:tc>
-      </w:tr>
-      <w:tr>
-        <w:tc>
-          <w:tcPr>
-            <w:tcW w:type="dxa" w:w="10224"/>
-          </w:tcPr>
-          <w:p>
-            <w:r/>
-          </w:p>
-        </w:tc>
-      </w:tr>
-      <w:tr>
-        <w:tc>
-          <w:tcPr>
-            <w:tcW w:type="dxa" w:w="10224"/>
-          </w:tcPr>
-          <w:p>
-            <w:r/>
           </w:p>
         </w:tc>
       </w:tr>
@@ -3121,7 +3096,7 @@
           </w:tcPr>
           <w:p>
             <w:r>
-              <w:t>847</w:t>
+              <w:t>233</w:t>
             </w:r>
           </w:p>
         </w:tc>
@@ -3131,7 +3106,7 @@
           </w:tcPr>
           <w:p>
             <w:r>
-              <w:t>149</w:t>
+              <w:t>90</w:t>
             </w:r>
           </w:p>
         </w:tc>
@@ -3141,7 +3116,7 @@
           </w:tcPr>
           <w:p>
             <w:r>
-              <w:t>High volume — consider KB and automation.</w:t>
+              <w:t>High volume — consider KB and automation. Recent uptick observed.</w:t>
             </w:r>
           </w:p>
         </w:tc>
@@ -3153,7 +3128,7 @@
           </w:tcPr>
           <w:p>
             <w:r>
-              <w:t>Reporting &amp; Analytics / Reporting</w:t>
+              <w:t>Notifications &amp; Communications / Email</w:t>
             </w:r>
           </w:p>
         </w:tc>
@@ -3163,7 +3138,7 @@
           </w:tcPr>
           <w:p>
             <w:r>
-              <w:t>34</w:t>
+              <w:t>6</w:t>
             </w:r>
           </w:p>
         </w:tc>
@@ -3173,7 +3148,7 @@
           </w:tcPr>
           <w:p>
             <w:r>
-              <w:t>5</w:t>
+              <w:t>4</w:t>
             </w:r>
           </w:p>
         </w:tc>
@@ -3183,7 +3158,7 @@
           </w:tcPr>
           <w:p>
             <w:r>
-              <w:t>Medium volume — review for triage improvements.</w:t>
+              <w:t>Low volume — monitor; consider knowledge article if recurring. Recent uptick observed.</w:t>
             </w:r>
           </w:p>
         </w:tc>
@@ -3195,7 +3170,7 @@
           </w:tcPr>
           <w:p>
             <w:r>
-              <w:t>Notifications &amp; Communications / Email</w:t>
+              <w:t>Reporting &amp; Analytics / Reporting</w:t>
             </w:r>
           </w:p>
         </w:tc>
@@ -3205,7 +3180,7 @@
           </w:tcPr>
           <w:p>
             <w:r>
-              <w:t>33</w:t>
+              <w:t>5</w:t>
             </w:r>
           </w:p>
         </w:tc>
@@ -3215,7 +3190,7 @@
           </w:tcPr>
           <w:p>
             <w:r>
-              <w:t>8</w:t>
+              <w:t>3</w:t>
             </w:r>
           </w:p>
         </w:tc>
@@ -3225,7 +3200,7 @@
           </w:tcPr>
           <w:p>
             <w:r>
-              <w:t>Medium volume — review for triage improvements.</w:t>
+              <w:t>Low volume — monitor; consider knowledge article if recurring. Recent uptick observed.</w:t>
             </w:r>
           </w:p>
         </w:tc>
@@ -3247,7 +3222,7 @@
           </w:tcPr>
           <w:p>
             <w:r>
-              <w:t>12</w:t>
+              <w:t>2</w:t>
             </w:r>
           </w:p>
         </w:tc>
@@ -3257,7 +3232,7 @@
           </w:tcPr>
           <w:p>
             <w:r>
-              <w:t>3</w:t>
+              <w:t>0</w:t>
             </w:r>
           </w:p>
         </w:tc>
@@ -3279,7 +3254,7 @@
           </w:tcPr>
           <w:p>
             <w:r>
-              <w:t>Defects &amp; Errors / Error Messages</w:t>
+              <w:t>User Guidance &amp; Training / Training</w:t>
             </w:r>
           </w:p>
         </w:tc>
@@ -3289,7 +3264,7 @@
           </w:tcPr>
           <w:p>
             <w:r>
-              <w:t>8</w:t>
+              <w:t>2</w:t>
             </w:r>
           </w:p>
         </w:tc>
@@ -3299,7 +3274,7 @@
           </w:tcPr>
           <w:p>
             <w:r>
-              <w:t>3</w:t>
+              <w:t>0</w:t>
             </w:r>
           </w:p>
         </w:tc>
@@ -3309,7 +3284,7 @@
           </w:tcPr>
           <w:p>
             <w:r>
-              <w:t>Low volume — monitor; consider knowledge article if recurring. Recent uptick observed.</w:t>
+              <w:t>Low volume — monitor; consider knowledge article if recurring.</w:t>
             </w:r>
           </w:p>
         </w:tc>
@@ -3321,7 +3296,7 @@
           </w:tcPr>
           <w:p>
             <w:r>
-              <w:t>User Guidance &amp; Training / Training</w:t>
+              <w:t>Notifications &amp; Communications / Alerts</w:t>
             </w:r>
           </w:p>
         </w:tc>
@@ -3331,7 +3306,7 @@
           </w:tcPr>
           <w:p>
             <w:r>
-              <w:t>6</w:t>
+              <w:t>2</w:t>
             </w:r>
           </w:p>
         </w:tc>
@@ -3341,7 +3316,7 @@
           </w:tcPr>
           <w:p>
             <w:r>
-              <w:t>0</w:t>
+              <w:t>1</w:t>
             </w:r>
           </w:p>
         </w:tc>
@@ -3351,7 +3326,7 @@
           </w:tcPr>
           <w:p>
             <w:r>
-              <w:t>Low volume — monitor; consider knowledge article if recurring.</w:t>
+              <w:t>Low volume — monitor; consider knowledge article if recurring. Recent uptick observed.</w:t>
             </w:r>
           </w:p>
         </w:tc>
@@ -3363,7 +3338,7 @@
           </w:tcPr>
           <w:p>
             <w:r>
-              <w:t>Notifications &amp; Communications / Alerts</w:t>
+              <w:t>Service Requests / Information Request</w:t>
             </w:r>
           </w:p>
         </w:tc>
@@ -3373,7 +3348,7 @@
           </w:tcPr>
           <w:p>
             <w:r>
-              <w:t>5</w:t>
+              <w:t>1</w:t>
             </w:r>
           </w:p>
         </w:tc>
@@ -3383,7 +3358,7 @@
           </w:tcPr>
           <w:p>
             <w:r>
-              <w:t>1</w:t>
+              <w:t>0</w:t>
             </w:r>
           </w:p>
         </w:tc>
@@ -3405,7 +3380,7 @@
           </w:tcPr>
           <w:p>
             <w:r>
-              <w:t>Reporting &amp; Analytics / Dashboard</w:t>
+              <w:t>Defects &amp; Errors / Error Messages</w:t>
             </w:r>
           </w:p>
         </w:tc>
@@ -3415,7 +3390,7 @@
           </w:tcPr>
           <w:p>
             <w:r>
-              <w:t>3</w:t>
+              <w:t>1</w:t>
             </w:r>
           </w:p>
         </w:tc>
@@ -3447,7 +3422,7 @@
           </w:tcPr>
           <w:p>
             <w:r>
-              <w:t>Access &amp; Security / User Access</w:t>
+              <w:t>Notifications &amp; Communications / Subscription</w:t>
             </w:r>
           </w:p>
         </w:tc>
@@ -3457,7 +3432,7 @@
           </w:tcPr>
           <w:p>
             <w:r>
-              <w:t>3</w:t>
+              <w:t>1</w:t>
             </w:r>
           </w:p>
         </w:tc>
@@ -3467,7 +3442,7 @@
           </w:tcPr>
           <w:p>
             <w:r>
-              <w:t>2</w:t>
+              <w:t>0</w:t>
             </w:r>
           </w:p>
         </w:tc>
@@ -3477,7 +3452,7 @@
           </w:tcPr>
           <w:p>
             <w:r>
-              <w:t>Low volume — monitor; consider knowledge article if recurring. Recent uptick observed.</w:t>
+              <w:t>Low volume — monitor; consider knowledge article if recurring.</w:t>
             </w:r>
           </w:p>
         </w:tc>
@@ -3489,7 +3464,7 @@
           </w:tcPr>
           <w:p>
             <w:r>
-              <w:t>Data Management / Data Quality</w:t>
+              <w:t>Data Management / Data Recovery</w:t>
             </w:r>
           </w:p>
         </w:tc>
@@ -3499,7 +3474,7 @@
           </w:tcPr>
           <w:p>
             <w:r>
-              <w:t>2</w:t>
+              <w:t>1</w:t>
             </w:r>
           </w:p>
         </w:tc>
@@ -3531,7 +3506,7 @@
           </w:tcPr>
           <w:p>
             <w:r>
-              <w:t>Performance &amp; Availability / Availability</w:t>
+              <w:t>Reporting &amp; Analytics / Analytics</w:t>
             </w:r>
           </w:p>
         </w:tc>
@@ -3573,7 +3548,7 @@
           </w:tcPr>
           <w:p>
             <w:r>
-              <w:t>Service Requests / Information Request</w:t>
+              <w:t>Reporting &amp; Analytics / Dashboard</w:t>
             </w:r>
           </w:p>
         </w:tc>
@@ -3615,7 +3590,7 @@
           </w:tcPr>
           <w:p>
             <w:r>
-              <w:t>Notifications &amp; Communications / Subscription</w:t>
+              <w:t>Access &amp; Security / User Access</w:t>
             </w:r>
           </w:p>
         </w:tc>
@@ -3635,7 +3610,7 @@
           </w:tcPr>
           <w:p>
             <w:r>
-              <w:t>0</w:t>
+              <w:t>1</w:t>
             </w:r>
           </w:p>
         </w:tc>
@@ -3645,91 +3620,7 @@
           </w:tcPr>
           <w:p>
             <w:r>
-              <w:t>Low volume — monitor; consider knowledge article if recurring.</w:t>
-            </w:r>
-          </w:p>
-        </w:tc>
-      </w:tr>
-      <w:tr>
-        <w:tc>
-          <w:tcPr>
-            <w:tcW w:type="dxa" w:w="846"/>
-          </w:tcPr>
-          <w:p>
-            <w:r>
-              <w:t>Data Management / Data Recovery</w:t>
-            </w:r>
-          </w:p>
-        </w:tc>
-        <w:tc>
-          <w:tcPr>
-            <w:tcW w:type="dxa" w:w="5103"/>
-          </w:tcPr>
-          <w:p>
-            <w:r>
-              <w:t>1</w:t>
-            </w:r>
-          </w:p>
-        </w:tc>
-        <w:tc>
-          <w:tcPr>
-            <w:tcW w:type="dxa" w:w="2132"/>
-          </w:tcPr>
-          <w:p>
-            <w:r>
-              <w:t>0</w:t>
-            </w:r>
-          </w:p>
-        </w:tc>
-        <w:tc>
-          <w:tcPr>
-            <w:tcW w:type="dxa" w:w="2133"/>
-          </w:tcPr>
-          <w:p>
-            <w:r>
-              <w:t>Low volume — monitor; consider knowledge article if recurring.</w:t>
-            </w:r>
-          </w:p>
-        </w:tc>
-      </w:tr>
-      <w:tr>
-        <w:tc>
-          <w:tcPr>
-            <w:tcW w:type="dxa" w:w="846"/>
-          </w:tcPr>
-          <w:p>
-            <w:r>
-              <w:t>Reporting &amp; Analytics / Analytics</w:t>
-            </w:r>
-          </w:p>
-        </w:tc>
-        <w:tc>
-          <w:tcPr>
-            <w:tcW w:type="dxa" w:w="5103"/>
-          </w:tcPr>
-          <w:p>
-            <w:r>
-              <w:t>1</w:t>
-            </w:r>
-          </w:p>
-        </w:tc>
-        <w:tc>
-          <w:tcPr>
-            <w:tcW w:type="dxa" w:w="2132"/>
-          </w:tcPr>
-          <w:p>
-            <w:r>
-              <w:t>0</w:t>
-            </w:r>
-          </w:p>
-        </w:tc>
-        <w:tc>
-          <w:tcPr>
-            <w:tcW w:type="dxa" w:w="2133"/>
-          </w:tcPr>
-          <w:p>
-            <w:r>
-              <w:t>Low volume — monitor; consider knowledge article if recurring.</w:t>
+              <w:t>Low volume — monitor; consider knowledge article if recurring. Recent uptick observed.</w:t>
             </w:r>
           </w:p>
         </w:tc>
@@ -3867,7 +3758,7 @@
           </w:tcPr>
           <w:p>
             <w:r>
-              <w:t>Health Service Executive</w:t>
+              <w:t>Mid Yorkshire Teaching NHS Trust</w:t>
             </w:r>
           </w:p>
         </w:tc>
@@ -3877,7 +3768,7 @@
           </w:tcPr>
           <w:p>
             <w:r>
-              <w:t>75</w:t>
+              <w:t>29</w:t>
             </w:r>
           </w:p>
         </w:tc>
@@ -3899,7 +3790,7 @@
           </w:tcPr>
           <w:p>
             <w:r>
-              <w:t>Mid Yorkshire Teaching NHS Trust</w:t>
+              <w:t>North West Anglia NHS Foundation Trust</w:t>
             </w:r>
           </w:p>
         </w:tc>
@@ -3909,7 +3800,7 @@
           </w:tcPr>
           <w:p>
             <w:r>
-              <w:t>72</w:t>
+              <w:t>21</w:t>
             </w:r>
           </w:p>
         </w:tc>
@@ -3931,7 +3822,7 @@
           </w:tcPr>
           <w:p>
             <w:r>
-              <w:t>South Tees Hospitals NHS Foundation Trust</w:t>
+              <w:t>North Cumbria Integrated Care NHS Foundation Trust</w:t>
             </w:r>
           </w:p>
         </w:tc>
@@ -3941,7 +3832,7 @@
           </w:tcPr>
           <w:p>
             <w:r>
-              <w:t>72</w:t>
+              <w:t>19</w:t>
             </w:r>
           </w:p>
         </w:tc>
@@ -3963,7 +3854,7 @@
           </w:tcPr>
           <w:p>
             <w:r>
-              <w:t>Leeds Teaching Hospitals NHS Trust</w:t>
+              <w:t>Health Service Executive</w:t>
             </w:r>
           </w:p>
         </w:tc>
@@ -3973,7 +3864,7 @@
           </w:tcPr>
           <w:p>
             <w:r>
-              <w:t>66</w:t>
+              <w:t>18</w:t>
             </w:r>
           </w:p>
         </w:tc>
@@ -3995,7 +3886,7 @@
           </w:tcPr>
           <w:p>
             <w:r>
-              <w:t>North West Anglia NHS Foundation Trust</w:t>
+              <w:t>Isle Of Wight NHS Trust</w:t>
             </w:r>
           </w:p>
         </w:tc>
@@ -4005,7 +3896,7 @@
           </w:tcPr>
           <w:p>
             <w:r>
-              <w:t>59</w:t>
+              <w:t>17</w:t>
             </w:r>
           </w:p>
         </w:tc>
@@ -4027,7 +3918,7 @@
           </w:tcPr>
           <w:p>
             <w:r>
-              <w:t>Swansea Bay University Health Board</w:t>
+              <w:t>Doncaster and Bassetlaw Teaching Hospitals NHS Foundation Trust</w:t>
             </w:r>
           </w:p>
         </w:tc>
@@ -4037,7 +3928,7 @@
           </w:tcPr>
           <w:p>
             <w:r>
-              <w:t>58</w:t>
+              <w:t>14</w:t>
             </w:r>
           </w:p>
         </w:tc>
@@ -4059,7 +3950,7 @@
           </w:tcPr>
           <w:p>
             <w:r>
-              <w:t>Wye Valley NHS Trust</w:t>
+              <w:t>Betsi Cadwaladr University Healthboard</w:t>
             </w:r>
           </w:p>
         </w:tc>
@@ -4069,7 +3960,7 @@
           </w:tcPr>
           <w:p>
             <w:r>
-              <w:t>56</w:t>
+              <w:t>14</w:t>
             </w:r>
           </w:p>
         </w:tc>
@@ -4091,7 +3982,7 @@
           </w:tcPr>
           <w:p>
             <w:r>
-              <w:t>North Cumbria Integrated Care NHS Foundation Trust</w:t>
+              <w:t>Aneurin Bevan University Healthboard</w:t>
             </w:r>
           </w:p>
         </w:tc>
@@ -4101,7 +3992,7 @@
           </w:tcPr>
           <w:p>
             <w:r>
-              <w:t>46</w:t>
+              <w:t>13</w:t>
             </w:r>
           </w:p>
         </w:tc>
@@ -4123,7 +4014,7 @@
           </w:tcPr>
           <w:p>
             <w:r>
-              <w:t>Doncaster and Bassetlaw Teaching Hospitals NHS Foundation Trust</w:t>
+              <w:t>Leeds Teaching Hospitals NHS Trust</w:t>
             </w:r>
           </w:p>
         </w:tc>
@@ -4133,7 +4024,7 @@
           </w:tcPr>
           <w:p>
             <w:r>
-              <w:t>43</w:t>
+              <w:t>12</w:t>
             </w:r>
           </w:p>
         </w:tc>
@@ -4155,7 +4046,7 @@
           </w:tcPr>
           <w:p>
             <w:r>
-              <w:t>Northern Lincolnshire And Goole NHS Foundation Trust</w:t>
+              <w:t>Luton And Dunstable Hospital NHS Foundation Trust</w:t>
             </w:r>
           </w:p>
         </w:tc>
@@ -4165,7 +4056,7 @@
           </w:tcPr>
           <w:p>
             <w:r>
-              <w:t>41</w:t>
+              <w:t>12</w:t>
             </w:r>
           </w:p>
         </w:tc>

--- a/Symphony/outputs/reports/Cases_Management_Report_Completed_tables_filled_final.docx
+++ b/Symphony/outputs/reports/Cases_Management_Report_Completed_tables_filled_final.docx
@@ -60,7 +60,7 @@
         </w:rPr>
       </w:r>
       <w:r>
-        <w:t>Source: Source files: Symphony_P4_Cases_20260102-20260803.csv, Symphony_P4_SLA_20260102-20260803.csv, merged on case number. Derived dataset: Merged_Cases_With_SLA_Formatted.csv. Report generated: 2026-08-03 13:02:14.</w:t>
+        <w:t>Source: Source files: Symphony_P3_Cases_20260102-20260803.csv, Symphony_P3_SLA_20260102-20260803.csv, merged on case number. Derived dataset: Merged_Cases_With_SLA_Formatted.csv. Report generated: 2026-08-03 14:21:03.</w:t>
       </w:r>
     </w:p>
     <w:tbl>
@@ -126,7 +126,7 @@
               </w:rPr>
             </w:r>
             <w:r>
-              <w:t>257</w:t>
+              <w:t>210</w:t>
             </w:r>
           </w:p>
         </w:tc>
@@ -186,7 +186,7 @@
               </w:rPr>
             </w:r>
             <w:r>
-              <w:t>25</w:t>
+              <w:t>24</w:t>
             </w:r>
           </w:p>
         </w:tc>
@@ -227,7 +227,7 @@
               </w:rPr>
             </w:r>
             <w:r>
-              <w:t>3 days, 17 hrs, 44 mins</w:t>
+              <w:t>1 days, 20 hrs, 57 mins</w:t>
             </w:r>
           </w:p>
         </w:tc>
@@ -424,7 +424,7 @@
             </w:r>
             <w:r/>
             <w:r>
-              <w:t>This report covers 257 Symphony cases. The data window is 02/01/2026 - 03/08/2026. Demand concentration: highest-volume theme is 'Other' (see Trend Distribution). Primary service metric: median time to resolution is 3 days, 17 hrs, 44 mins, with P90 of 19 days, 6 hrs, 49 mins. Current backlog: 10 unresolved cases; median open age 5 days, 1 hrs, 38 mins, P90 23 days, 14 hrs, 20 mins. Recommended priorities: (1) rapidly create KB articles and automation for high-volume, low-complexity issues; (2) strengthen triage to reduce P90 resolution; (3) remediate recurring environmental/import processes causing operational noise.</w:t>
+              <w:t>This report covers 210 Symphony cases. The data window is 06/01/2026 - 03/08/2026. Demand concentration: highest-volume theme is 'Other' (see Trend Distribution). Primary service metric: median time to resolution is 1 days, 20 hrs, 57 mins, with P90 of 14 days, 26 mins. Current backlog: 14 unresolved cases; median open age 23 days, 11 hrs, 25 mins, P90 150 days, 3 hrs, 25 mins. Recommended priorities: (1) rapidly create KB articles and automation for high-volume, low-complexity issues; (2) strengthen triage to reduce P90 resolution; (3) remediate recurring environmental/import processes causing operational noise.</w:t>
             </w:r>
           </w:p>
           <w:p>
@@ -573,7 +573,7 @@
           </w:tcPr>
           <w:p>
             <w:r>
-              <w:t>257</w:t>
+              <w:t>210</w:t>
             </w:r>
           </w:p>
         </w:tc>
@@ -605,7 +605,7 @@
           </w:tcPr>
           <w:p>
             <w:r>
-              <w:t>02/01/2026 - 03/08/2026</w:t>
+              <w:t>06/01/2026 - 03/08/2026</w:t>
             </w:r>
           </w:p>
         </w:tc>
@@ -637,7 +637,7 @@
           </w:tcPr>
           <w:p>
             <w:r>
-              <w:t>10</w:t>
+              <w:t>14</w:t>
             </w:r>
           </w:p>
         </w:tc>
@@ -669,7 +669,7 @@
           </w:tcPr>
           <w:p>
             <w:r>
-              <w:t>5 days, 1 hrs, 38 mins</w:t>
+              <w:t>23 days, 11 hrs, 25 mins</w:t>
             </w:r>
           </w:p>
         </w:tc>
@@ -701,7 +701,7 @@
           </w:tcPr>
           <w:p>
             <w:r>
-              <w:t>23 days, 14 hrs, 20 mins</w:t>
+              <w:t>150 days, 3 hrs, 25 mins</w:t>
             </w:r>
           </w:p>
         </w:tc>
@@ -733,7 +733,7 @@
           </w:tcPr>
           <w:p>
             <w:r>
-              <w:t>247</w:t>
+              <w:t>196</w:t>
             </w:r>
           </w:p>
         </w:tc>
@@ -765,7 +765,7 @@
           </w:tcPr>
           <w:p>
             <w:r>
-              <w:t>3 days, 17 hrs, 44 mins</w:t>
+              <w:t>1 days, 20 hrs, 57 mins</w:t>
             </w:r>
           </w:p>
         </w:tc>
@@ -797,7 +797,7 @@
           </w:tcPr>
           <w:p>
             <w:r>
-              <w:t>19 days, 6 hrs, 49 mins</w:t>
+              <w:t>14 days, 26 mins</w:t>
             </w:r>
           </w:p>
         </w:tc>
@@ -1078,7 +1078,7 @@
           </w:tcPr>
           <w:p>
             <w:r>
-              <w:t>236</w:t>
+              <w:t>184</w:t>
             </w:r>
           </w:p>
         </w:tc>
@@ -1110,7 +1110,7 @@
           </w:tcPr>
           <w:p>
             <w:r>
-              <w:t>7</w:t>
+              <w:t>13</w:t>
             </w:r>
           </w:p>
         </w:tc>
@@ -1132,7 +1132,7 @@
           </w:tcPr>
           <w:p>
             <w:r>
-              <w:t>Symphony - Manchester Triage v3</w:t>
+              <w:t>Symphony - SCR &amp; PDS</w:t>
             </w:r>
           </w:p>
         </w:tc>
@@ -1142,7 +1142,7 @@
           </w:tcPr>
           <w:p>
             <w:r>
-              <w:t>2</w:t>
+              <w:t>5</w:t>
             </w:r>
           </w:p>
         </w:tc>
@@ -1164,7 +1164,7 @@
           </w:tcPr>
           <w:p>
             <w:r>
-              <w:t>Symphony - Capscan Matchcode (GBG)</w:t>
+              <w:t>Symphony - EIE</w:t>
             </w:r>
           </w:p>
         </w:tc>
@@ -1174,7 +1174,7 @@
           </w:tcPr>
           <w:p>
             <w:r>
-              <w:t>2</w:t>
+              <w:t>1</w:t>
             </w:r>
           </w:p>
         </w:tc>
@@ -1196,7 +1196,7 @@
           </w:tcPr>
           <w:p>
             <w:r>
-              <w:t>Symphony - MIDAs</w:t>
+              <w:t>Symphony - Additional Departments</w:t>
             </w:r>
           </w:p>
         </w:tc>
@@ -1206,7 +1206,7 @@
           </w:tcPr>
           <w:p>
             <w:r>
-              <w:t>2</w:t>
+              <w:t>1</w:t>
             </w:r>
           </w:p>
         </w:tc>
@@ -1228,7 +1228,7 @@
           </w:tcPr>
           <w:p>
             <w:r>
-              <w:t>Symphony - Printed Output</w:t>
+              <w:t>Symphony - 111 Module</w:t>
             </w:r>
           </w:p>
         </w:tc>
@@ -1238,7 +1238,7 @@
           </w:tcPr>
           <w:p>
             <w:r>
-              <w:t>2</w:t>
+              <w:t>1</w:t>
             </w:r>
           </w:p>
         </w:tc>
@@ -1260,7 +1260,7 @@
           </w:tcPr>
           <w:p>
             <w:r>
-              <w:t>Symphony - PAS Interface Inbound</w:t>
+              <w:t>Symphony - ADT Interfacing</w:t>
             </w:r>
           </w:p>
         </w:tc>
@@ -1292,7 +1292,7 @@
           </w:tcPr>
           <w:p>
             <w:r>
-              <w:t>Symphony - EIE</w:t>
+              <w:t>Optum Help Centre</w:t>
             </w:r>
           </w:p>
         </w:tc>
@@ -1324,7 +1324,7 @@
           </w:tcPr>
           <w:p>
             <w:r>
-              <w:t>Symphony - 111 Module</w:t>
+              <w:t>Symphony - Capscan Matchcode (GBG)</w:t>
             </w:r>
           </w:p>
         </w:tc>
@@ -1356,7 +1356,7 @@
           </w:tcPr>
           <w:p>
             <w:r>
-              <w:t>Symphony - CAMIS IAC Interfacing</w:t>
+              <w:t>Symphony - MIDAs</w:t>
             </w:r>
           </w:p>
         </w:tc>
@@ -1906,7 +1906,7 @@
           </w:tcPr>
           <w:p>
             <w:r>
-              <w:t>Resolved</w:t>
+              <w:t>On hold</w:t>
             </w:r>
           </w:p>
         </w:tc>
@@ -1918,7 +1918,7 @@
           </w:tcPr>
           <w:p>
             <w:r>
-              <w:t>On hold</w:t>
+              <w:t>Resolved</w:t>
             </w:r>
           </w:p>
         </w:tc>
@@ -3096,7 +3096,7 @@
           </w:tcPr>
           <w:p>
             <w:r>
-              <w:t>233</w:t>
+              <w:t>178</w:t>
             </w:r>
           </w:p>
         </w:tc>
@@ -3106,7 +3106,7 @@
           </w:tcPr>
           <w:p>
             <w:r>
-              <w:t>90</w:t>
+              <w:t>65</w:t>
             </w:r>
           </w:p>
         </w:tc>
@@ -3128,7 +3128,7 @@
           </w:tcPr>
           <w:p>
             <w:r>
-              <w:t>Notifications &amp; Communications / Email</w:t>
+              <w:t>Reporting &amp; Analytics / Reporting</w:t>
             </w:r>
           </w:p>
         </w:tc>
@@ -3138,7 +3138,7 @@
           </w:tcPr>
           <w:p>
             <w:r>
-              <w:t>6</w:t>
+              <w:t>11</w:t>
             </w:r>
           </w:p>
         </w:tc>
@@ -3148,7 +3148,7 @@
           </w:tcPr>
           <w:p>
             <w:r>
-              <w:t>4</w:t>
+              <w:t>1</w:t>
             </w:r>
           </w:p>
         </w:tc>
@@ -3158,7 +3158,7 @@
           </w:tcPr>
           <w:p>
             <w:r>
-              <w:t>Low volume — monitor; consider knowledge article if recurring. Recent uptick observed.</w:t>
+              <w:t>Medium volume — review for triage improvements.</w:t>
             </w:r>
           </w:p>
         </w:tc>
@@ -3170,7 +3170,7 @@
           </w:tcPr>
           <w:p>
             <w:r>
-              <w:t>Reporting &amp; Analytics / Reporting</w:t>
+              <w:t>Notifications &amp; Communications / Email</w:t>
             </w:r>
           </w:p>
         </w:tc>
@@ -3180,7 +3180,7 @@
           </w:tcPr>
           <w:p>
             <w:r>
-              <w:t>5</w:t>
+              <w:t>8</w:t>
             </w:r>
           </w:p>
         </w:tc>
@@ -3200,7 +3200,7 @@
           </w:tcPr>
           <w:p>
             <w:r>
-              <w:t>Low volume — monitor; consider knowledge article if recurring. Recent uptick observed.</w:t>
+              <w:t>Medium volume — review for triage improvements. Recent uptick observed.</w:t>
             </w:r>
           </w:p>
         </w:tc>
@@ -3212,7 +3212,7 @@
           </w:tcPr>
           <w:p>
             <w:r>
-              <w:t>Performance &amp; Availability / Performance</w:t>
+              <w:t>Defects &amp; Errors / Error Messages</w:t>
             </w:r>
           </w:p>
         </w:tc>
@@ -3222,7 +3222,7 @@
           </w:tcPr>
           <w:p>
             <w:r>
-              <w:t>2</w:t>
+              <w:t>6</w:t>
             </w:r>
           </w:p>
         </w:tc>
@@ -3232,7 +3232,7 @@
           </w:tcPr>
           <w:p>
             <w:r>
-              <w:t>0</w:t>
+              <w:t>3</w:t>
             </w:r>
           </w:p>
         </w:tc>
@@ -3242,7 +3242,7 @@
           </w:tcPr>
           <w:p>
             <w:r>
-              <w:t>Low volume — monitor; consider knowledge article if recurring.</w:t>
+              <w:t>Low volume — monitor; consider knowledge article if recurring. Recent uptick observed.</w:t>
             </w:r>
           </w:p>
         </w:tc>
@@ -3254,7 +3254,7 @@
           </w:tcPr>
           <w:p>
             <w:r>
-              <w:t>User Guidance &amp; Training / Training</w:t>
+              <w:t>Performance &amp; Availability / Performance</w:t>
             </w:r>
           </w:p>
         </w:tc>
@@ -3264,27 +3264,27 @@
           </w:tcPr>
           <w:p>
             <w:r>
+              <w:t>4</w:t>
+            </w:r>
+          </w:p>
+        </w:tc>
+        <w:tc>
+          <w:tcPr>
+            <w:tcW w:type="dxa" w:w="2132"/>
+          </w:tcPr>
+          <w:p>
+            <w:r>
               <w:t>2</w:t>
             </w:r>
           </w:p>
         </w:tc>
         <w:tc>
           <w:tcPr>
-            <w:tcW w:type="dxa" w:w="2132"/>
-          </w:tcPr>
-          <w:p>
-            <w:r>
-              <w:t>0</w:t>
-            </w:r>
-          </w:p>
-        </w:tc>
-        <w:tc>
-          <w:tcPr>
             <w:tcW w:type="dxa" w:w="2133"/>
           </w:tcPr>
           <w:p>
             <w:r>
-              <w:t>Low volume — monitor; consider knowledge article if recurring.</w:t>
+              <w:t>Low volume — monitor; consider knowledge article if recurring. Recent uptick observed.</w:t>
             </w:r>
           </w:p>
         </w:tc>
@@ -3316,7 +3316,7 @@
           </w:tcPr>
           <w:p>
             <w:r>
-              <w:t>1</w:t>
+              <w:t>0</w:t>
             </w:r>
           </w:p>
         </w:tc>
@@ -3326,7 +3326,7 @@
           </w:tcPr>
           <w:p>
             <w:r>
-              <w:t>Low volume — monitor; consider knowledge article if recurring. Recent uptick observed.</w:t>
+              <w:t>Low volume — monitor; consider knowledge article if recurring.</w:t>
             </w:r>
           </w:p>
         </w:tc>
@@ -3338,7 +3338,7 @@
           </w:tcPr>
           <w:p>
             <w:r>
-              <w:t>Service Requests / Information Request</w:t>
+              <w:t>User Guidance &amp; Training / Training</w:t>
             </w:r>
           </w:p>
         </w:tc>
@@ -3369,258 +3369,6 @@
           <w:p>
             <w:r>
               <w:t>Low volume — monitor; consider knowledge article if recurring.</w:t>
-            </w:r>
-          </w:p>
-        </w:tc>
-      </w:tr>
-      <w:tr>
-        <w:tc>
-          <w:tcPr>
-            <w:tcW w:type="dxa" w:w="846"/>
-          </w:tcPr>
-          <w:p>
-            <w:r>
-              <w:t>Defects &amp; Errors / Error Messages</w:t>
-            </w:r>
-          </w:p>
-        </w:tc>
-        <w:tc>
-          <w:tcPr>
-            <w:tcW w:type="dxa" w:w="5103"/>
-          </w:tcPr>
-          <w:p>
-            <w:r>
-              <w:t>1</w:t>
-            </w:r>
-          </w:p>
-        </w:tc>
-        <w:tc>
-          <w:tcPr>
-            <w:tcW w:type="dxa" w:w="2132"/>
-          </w:tcPr>
-          <w:p>
-            <w:r>
-              <w:t>0</w:t>
-            </w:r>
-          </w:p>
-        </w:tc>
-        <w:tc>
-          <w:tcPr>
-            <w:tcW w:type="dxa" w:w="2133"/>
-          </w:tcPr>
-          <w:p>
-            <w:r>
-              <w:t>Low volume — monitor; consider knowledge article if recurring.</w:t>
-            </w:r>
-          </w:p>
-        </w:tc>
-      </w:tr>
-      <w:tr>
-        <w:tc>
-          <w:tcPr>
-            <w:tcW w:type="dxa" w:w="846"/>
-          </w:tcPr>
-          <w:p>
-            <w:r>
-              <w:t>Notifications &amp; Communications / Subscription</w:t>
-            </w:r>
-          </w:p>
-        </w:tc>
-        <w:tc>
-          <w:tcPr>
-            <w:tcW w:type="dxa" w:w="5103"/>
-          </w:tcPr>
-          <w:p>
-            <w:r>
-              <w:t>1</w:t>
-            </w:r>
-          </w:p>
-        </w:tc>
-        <w:tc>
-          <w:tcPr>
-            <w:tcW w:type="dxa" w:w="2132"/>
-          </w:tcPr>
-          <w:p>
-            <w:r>
-              <w:t>0</w:t>
-            </w:r>
-          </w:p>
-        </w:tc>
-        <w:tc>
-          <w:tcPr>
-            <w:tcW w:type="dxa" w:w="2133"/>
-          </w:tcPr>
-          <w:p>
-            <w:r>
-              <w:t>Low volume — monitor; consider knowledge article if recurring.</w:t>
-            </w:r>
-          </w:p>
-        </w:tc>
-      </w:tr>
-      <w:tr>
-        <w:tc>
-          <w:tcPr>
-            <w:tcW w:type="dxa" w:w="846"/>
-          </w:tcPr>
-          <w:p>
-            <w:r>
-              <w:t>Data Management / Data Recovery</w:t>
-            </w:r>
-          </w:p>
-        </w:tc>
-        <w:tc>
-          <w:tcPr>
-            <w:tcW w:type="dxa" w:w="5103"/>
-          </w:tcPr>
-          <w:p>
-            <w:r>
-              <w:t>1</w:t>
-            </w:r>
-          </w:p>
-        </w:tc>
-        <w:tc>
-          <w:tcPr>
-            <w:tcW w:type="dxa" w:w="2132"/>
-          </w:tcPr>
-          <w:p>
-            <w:r>
-              <w:t>0</w:t>
-            </w:r>
-          </w:p>
-        </w:tc>
-        <w:tc>
-          <w:tcPr>
-            <w:tcW w:type="dxa" w:w="2133"/>
-          </w:tcPr>
-          <w:p>
-            <w:r>
-              <w:t>Low volume — monitor; consider knowledge article if recurring.</w:t>
-            </w:r>
-          </w:p>
-        </w:tc>
-      </w:tr>
-      <w:tr>
-        <w:tc>
-          <w:tcPr>
-            <w:tcW w:type="dxa" w:w="846"/>
-          </w:tcPr>
-          <w:p>
-            <w:r>
-              <w:t>Reporting &amp; Analytics / Analytics</w:t>
-            </w:r>
-          </w:p>
-        </w:tc>
-        <w:tc>
-          <w:tcPr>
-            <w:tcW w:type="dxa" w:w="5103"/>
-          </w:tcPr>
-          <w:p>
-            <w:r>
-              <w:t>1</w:t>
-            </w:r>
-          </w:p>
-        </w:tc>
-        <w:tc>
-          <w:tcPr>
-            <w:tcW w:type="dxa" w:w="2132"/>
-          </w:tcPr>
-          <w:p>
-            <w:r>
-              <w:t>0</w:t>
-            </w:r>
-          </w:p>
-        </w:tc>
-        <w:tc>
-          <w:tcPr>
-            <w:tcW w:type="dxa" w:w="2133"/>
-          </w:tcPr>
-          <w:p>
-            <w:r>
-              <w:t>Low volume — monitor; consider knowledge article if recurring.</w:t>
-            </w:r>
-          </w:p>
-        </w:tc>
-      </w:tr>
-      <w:tr>
-        <w:tc>
-          <w:tcPr>
-            <w:tcW w:type="dxa" w:w="846"/>
-          </w:tcPr>
-          <w:p>
-            <w:r>
-              <w:t>Reporting &amp; Analytics / Dashboard</w:t>
-            </w:r>
-          </w:p>
-        </w:tc>
-        <w:tc>
-          <w:tcPr>
-            <w:tcW w:type="dxa" w:w="5103"/>
-          </w:tcPr>
-          <w:p>
-            <w:r>
-              <w:t>1</w:t>
-            </w:r>
-          </w:p>
-        </w:tc>
-        <w:tc>
-          <w:tcPr>
-            <w:tcW w:type="dxa" w:w="2132"/>
-          </w:tcPr>
-          <w:p>
-            <w:r>
-              <w:t>0</w:t>
-            </w:r>
-          </w:p>
-        </w:tc>
-        <w:tc>
-          <w:tcPr>
-            <w:tcW w:type="dxa" w:w="2133"/>
-          </w:tcPr>
-          <w:p>
-            <w:r>
-              <w:t>Low volume — monitor; consider knowledge article if recurring.</w:t>
-            </w:r>
-          </w:p>
-        </w:tc>
-      </w:tr>
-      <w:tr>
-        <w:tc>
-          <w:tcPr>
-            <w:tcW w:type="dxa" w:w="846"/>
-          </w:tcPr>
-          <w:p>
-            <w:r>
-              <w:t>Access &amp; Security / User Access</w:t>
-            </w:r>
-          </w:p>
-        </w:tc>
-        <w:tc>
-          <w:tcPr>
-            <w:tcW w:type="dxa" w:w="5103"/>
-          </w:tcPr>
-          <w:p>
-            <w:r>
-              <w:t>1</w:t>
-            </w:r>
-          </w:p>
-        </w:tc>
-        <w:tc>
-          <w:tcPr>
-            <w:tcW w:type="dxa" w:w="2132"/>
-          </w:tcPr>
-          <w:p>
-            <w:r>
-              <w:t>1</w:t>
-            </w:r>
-          </w:p>
-        </w:tc>
-        <w:tc>
-          <w:tcPr>
-            <w:tcW w:type="dxa" w:w="2133"/>
-          </w:tcPr>
-          <w:p>
-            <w:r>
-              <w:t>Low volume — monitor; consider knowledge article if recurring. Recent uptick observed.</w:t>
             </w:r>
           </w:p>
         </w:tc>
@@ -3758,7 +3506,7 @@
           </w:tcPr>
           <w:p>
             <w:r>
-              <w:t>Mid Yorkshire Teaching NHS Trust</w:t>
+              <w:t>South Tees Hospitals NHS Foundation Trust</w:t>
             </w:r>
           </w:p>
         </w:tc>
@@ -3768,7 +3516,7 @@
           </w:tcPr>
           <w:p>
             <w:r>
-              <w:t>29</w:t>
+              <w:t>28</w:t>
             </w:r>
           </w:p>
         </w:tc>
@@ -3790,7 +3538,7 @@
           </w:tcPr>
           <w:p>
             <w:r>
-              <w:t>North West Anglia NHS Foundation Trust</w:t>
+              <w:t>Swansea Bay University Health Board</w:t>
             </w:r>
           </w:p>
         </w:tc>
@@ -3800,7 +3548,7 @@
           </w:tcPr>
           <w:p>
             <w:r>
-              <w:t>21</w:t>
+              <w:t>25</w:t>
             </w:r>
           </w:p>
         </w:tc>
@@ -3822,7 +3570,7 @@
           </w:tcPr>
           <w:p>
             <w:r>
-              <w:t>North Cumbria Integrated Care NHS Foundation Trust</w:t>
+              <w:t>Leeds Teaching Hospitals NHS Trust</w:t>
             </w:r>
           </w:p>
         </w:tc>
@@ -3832,7 +3580,7 @@
           </w:tcPr>
           <w:p>
             <w:r>
-              <w:t>19</w:t>
+              <w:t>17</w:t>
             </w:r>
           </w:p>
         </w:tc>
@@ -3854,7 +3602,7 @@
           </w:tcPr>
           <w:p>
             <w:r>
-              <w:t>Health Service Executive</w:t>
+              <w:t>North West Anglia NHS Foundation Trust</w:t>
             </w:r>
           </w:p>
         </w:tc>
@@ -3864,7 +3612,7 @@
           </w:tcPr>
           <w:p>
             <w:r>
-              <w:t>18</w:t>
+              <w:t>17</w:t>
             </w:r>
           </w:p>
         </w:tc>
@@ -3886,7 +3634,7 @@
           </w:tcPr>
           <w:p>
             <w:r>
-              <w:t>Isle Of Wight NHS Trust</w:t>
+              <w:t>Health Service Executive</w:t>
             </w:r>
           </w:p>
         </w:tc>
@@ -3896,7 +3644,7 @@
           </w:tcPr>
           <w:p>
             <w:r>
-              <w:t>17</w:t>
+              <w:t>14</w:t>
             </w:r>
           </w:p>
         </w:tc>
@@ -3918,7 +3666,7 @@
           </w:tcPr>
           <w:p>
             <w:r>
-              <w:t>Doncaster and Bassetlaw Teaching Hospitals NHS Foundation Trust</w:t>
+              <w:t>Mid Yorkshire Teaching NHS Trust</w:t>
             </w:r>
           </w:p>
         </w:tc>
@@ -3928,7 +3676,7 @@
           </w:tcPr>
           <w:p>
             <w:r>
-              <w:t>14</w:t>
+              <w:t>10</w:t>
             </w:r>
           </w:p>
         </w:tc>
@@ -3950,7 +3698,7 @@
           </w:tcPr>
           <w:p>
             <w:r>
-              <w:t>Betsi Cadwaladr University Healthboard</w:t>
+              <w:t>North Cumbria Integrated Care NHS Foundation Trust</w:t>
             </w:r>
           </w:p>
         </w:tc>
@@ -3960,7 +3708,7 @@
           </w:tcPr>
           <w:p>
             <w:r>
-              <w:t>14</w:t>
+              <w:t>10</w:t>
             </w:r>
           </w:p>
         </w:tc>
@@ -3982,7 +3730,7 @@
           </w:tcPr>
           <w:p>
             <w:r>
-              <w:t>Aneurin Bevan University Healthboard</w:t>
+              <w:t>Northern Lincolnshire And Goole NHS Foundation Trust</w:t>
             </w:r>
           </w:p>
         </w:tc>
@@ -3992,7 +3740,7 @@
           </w:tcPr>
           <w:p>
             <w:r>
-              <w:t>13</w:t>
+              <w:t>10</w:t>
             </w:r>
           </w:p>
         </w:tc>
@@ -4014,7 +3762,7 @@
           </w:tcPr>
           <w:p>
             <w:r>
-              <w:t>Leeds Teaching Hospitals NHS Trust</w:t>
+              <w:t>Brighton And Sussex University Hospitals NHS Trust</w:t>
             </w:r>
           </w:p>
         </w:tc>
@@ -4024,7 +3772,7 @@
           </w:tcPr>
           <w:p>
             <w:r>
-              <w:t>12</w:t>
+              <w:t>9</w:t>
             </w:r>
           </w:p>
         </w:tc>
@@ -4046,7 +3794,7 @@
           </w:tcPr>
           <w:p>
             <w:r>
-              <w:t>Luton And Dunstable Hospital NHS Foundation Trust</w:t>
+              <w:t>Wye Valley NHS Trust</w:t>
             </w:r>
           </w:p>
         </w:tc>
@@ -4056,7 +3804,7 @@
           </w:tcPr>
           <w:p>
             <w:r>
-              <w:t>12</w:t>
+              <w:t>8</w:t>
             </w:r>
           </w:p>
         </w:tc>
